--- a/output/id/Resume_AI_Engineer_ID.docx
+++ b/output/id/Resume_AI_Engineer_ID.docx
@@ -1610,7 +1610,7 @@
           <w:color w:val="0F172A"/>
           <w:sz w:val="19"/>
         </w:rPr>
-        <w:t xml:space="preserve">Computer Vision &amp; OCR: </w:t>
+        <w:t xml:space="preserve">Deep Learning &amp; Computer Vision: </w:t>
       </w:r>
       <w:r>
         <w:rPr>
@@ -1618,7 +1618,7 @@
           <w:color w:val="1E293B"/>
           <w:sz w:val="19"/>
         </w:rPr>
-        <w:t>OpenCV, YOLO (v8/v11), PaddleOCR, Tesseract OCR, TensorFlow / Keras (CNN), Pra-pemrosesan Citra, Deteksi Objek</w:t>
+        <w:t>TensorFlow (2.15+), Keras 3, Convolutional Neural Networks (CNN), OpenCV, ImageDataGenerator, Augmentasi Citra (Pillow/PIL), Callbacks Model (EarlyStopping, ModelCheckpoint), Serialisasi Model .keras &amp; Inferensi CLI</w:t>
       </w:r>
     </w:p>
     <w:p>
@@ -1632,7 +1632,7 @@
           <w:color w:val="0F172A"/>
           <w:sz w:val="19"/>
         </w:rPr>
-        <w:t xml:space="preserve">AI, Machine Learning &amp; Optimasi Edge: </w:t>
+        <w:t xml:space="preserve">Machine Learning &amp; Pemodelan Prediktif: </w:t>
       </w:r>
       <w:r>
         <w:rPr>
@@ -1640,7 +1640,7 @@
           <w:color w:val="1E293B"/>
           <w:sz w:val="19"/>
         </w:rPr>
-        <w:t>Pemodelan Prediktif, Analisis Statistik, Scikit-learn, Kuantisasi Model (TFLite / ONNX), Inferensi Edge (Perangkat Mobile), Pipeline RAG</w:t>
+        <w:t>Scikit-Learn, Supervised Learning (Decision Tree, SVM/SVC, SVR, Regresi Logistik &amp; Linear), Unsupervised Learning (K-Means Clustering, Elbow Method), PCA (Reduksi Dimensi), Optimasi Hyperparameter (GridSearchCV), K-Fold Cross-Validation</w:t>
       </w:r>
     </w:p>
     <w:p>
@@ -1654,7 +1654,7 @@
           <w:color w:val="0F172A"/>
           <w:sz w:val="19"/>
         </w:rPr>
-        <w:t xml:space="preserve">Pipeline Data &amp; MLOps: </w:t>
+        <w:t xml:space="preserve">Data Science, Analisis Statistik &amp; Visualisasi: </w:t>
       </w:r>
       <w:r>
         <w:rPr>
@@ -1662,7 +1662,7 @@
           <w:color w:val="1E293B"/>
           <w:sz w:val="19"/>
         </w:rPr>
-        <w:t>Python (NumPy, Pandas, Matplotlib), SQL (PostgreSQL, MySQL), MLflow, Apache Airflow, Docker, Linux/SSH, Git / GitHub Actions</w:t>
+        <w:t>Python (Pandas, NumPy, SciPy), Statistik Deskriptif &amp; Deteksi Outlier (IQR, Skewness, Varians), Data Wrangling &amp; Rekayasa Fitur, Matplotlib, Seaborn, Dashboard Interaktif (Streamlit, Recharts), Jupyter Notebook, Google Colab</w:t>
       </w:r>
     </w:p>
     <w:p>
@@ -1676,7 +1676,7 @@
           <w:color w:val="0F172A"/>
           <w:sz w:val="19"/>
         </w:rPr>
-        <w:t xml:space="preserve">API &amp; Integrasi Sistem Operasional: </w:t>
+        <w:t xml:space="preserve">Cloud &amp; Infrastruktur Produksi: </w:t>
       </w:r>
       <w:r>
         <w:rPr>
@@ -1684,7 +1684,7 @@
           <w:color w:val="1E293B"/>
           <w:sz w:val="19"/>
         </w:rPr>
-        <w:t>RESTful &amp; GraphQL API, Integrasi API KoboToolbox, Dashboard Operasional Real-time (WebSockets, SSE), FastAPI, Flask, Redis</w:t>
+        <w:t>Alibaba Cloud (Certified Developer), Google Cloud Platform (GCE, Cloud Storage), Docker, Linux/SSH, Git / GitHub Actions, RESTful &amp; GraphQL API, SQL (PostgreSQL, MySQL)</w:t>
       </w:r>
     </w:p>
     <w:p>
@@ -1698,7 +1698,7 @@
           <w:color w:val="0F172A"/>
           <w:sz w:val="19"/>
         </w:rPr>
-        <w:t xml:space="preserve">Platform Mobile &amp; Edge: </w:t>
+        <w:t xml:space="preserve">Integrasi Edge &amp; Sistem: </w:t>
       </w:r>
       <w:r>
         <w:rPr>
@@ -1706,7 +1706,7 @@
           <w:color w:val="1E293B"/>
           <w:sz w:val="19"/>
         </w:rPr>
-        <w:t>Android Jetpack (Kotlin/Java), Room SQLite, Caching Offline-first, Profiling Memori, Optimasi ProGuard/R8</w:t>
+        <w:t>Inferensi Mobile Edge (Android Jetpack, Kotlin/Java), Room SQLite, Caching Offline-first, WebSockets Real-Time (Pusher JS), Integrasi Dashboard Operasional Live</w:t>
       </w:r>
     </w:p>
     <w:p>
@@ -1821,6 +1821,85 @@
           <w:sz w:val="21"/>
         </w:rPr>
         <w:t>SERTIFIKASI</w:t>
+      </w:r>
+    </w:p>
+    <w:tbl>
+      <w:tblPr>
+        <w:tblW w:type="auto" w:w="0"/>
+        <w:jc w:val="center"/>
+        <w:tblLayout w:type="fixed"/>
+        <w:tblLook w:firstColumn="1" w:firstRow="1" w:lastColumn="0" w:lastRow="0" w:noHBand="0" w:noVBand="1" w:val="04A0"/>
+      </w:tblPr>
+      <w:tblGrid>
+        <w:gridCol w:w="5400"/>
+        <w:gridCol w:w="5400"/>
+      </w:tblGrid>
+      <w:tr>
+        <w:tc>
+          <w:tcPr>
+            <w:tcW w:type="dxa" w:w="7632"/>
+            <w:tcMar>
+              <w:top w:w="0" w:type="dxa"/>
+              <w:bottom w:w="0" w:type="dxa"/>
+              <w:left w:w="0" w:type="dxa"/>
+              <w:right w:w="0" w:type="dxa"/>
+            </w:tcMar>
+          </w:tcPr>
+          <w:p>
+            <w:pPr>
+              <w:spacing w:before="40" w:after="20" w:line="252" w:lineRule="auto"/>
+            </w:pPr>
+            <w:r>
+              <w:rPr>
+                <w:rFonts w:ascii="Calibri" w:hAnsi="Calibri"/>
+                <w:b/>
+                <w:color w:val="0F172A"/>
+                <w:sz w:val="20"/>
+              </w:rPr>
+              <w:t>Alibaba Cloud Certified Developer | Alibaba Cloud</w:t>
+            </w:r>
+          </w:p>
+        </w:tc>
+        <w:tc>
+          <w:tcPr>
+            <w:tcW w:type="dxa" w:w="3168"/>
+            <w:tcMar>
+              <w:top w:w="0" w:type="dxa"/>
+              <w:bottom w:w="0" w:type="dxa"/>
+              <w:left w:w="0" w:type="dxa"/>
+              <w:right w:w="0" w:type="dxa"/>
+            </w:tcMar>
+          </w:tcPr>
+          <w:p>
+            <w:pPr>
+              <w:spacing w:before="40" w:after="20" w:line="252" w:lineRule="auto"/>
+              <w:jc w:val="right"/>
+            </w:pPr>
+            <w:r>
+              <w:rPr>
+                <w:rFonts w:ascii="Calibri" w:hAnsi="Calibri"/>
+                <w:i/>
+                <w:color w:val="475569"/>
+                <w:sz w:val="19"/>
+              </w:rPr>
+              <w:t>Jul 2023 – Jul 2026</w:t>
+            </w:r>
+          </w:p>
+        </w:tc>
+      </w:tr>
+    </w:tbl>
+    <w:p>
+      <w:pPr>
+        <w:spacing w:before="0" w:after="40"/>
+        <w:ind w:left="216"/>
+      </w:pPr>
+      <w:r>
+        <w:rPr>
+          <w:rFonts w:ascii="Calibri" w:hAnsi="Calibri"/>
+          <w:color w:val="475569"/>
+          <w:sz w:val="18"/>
+        </w:rPr>
+        <w:t>Kompetensi Kunci: Arsitektur Cloud, Pengembangan Aplikasi Cloud, Layanan Komputasi &amp; Kontainer, Deployment Skalabel</w:t>
       </w:r>
     </w:p>
     <w:tbl>
